--- a/gtassignment2.txt.docx
+++ b/gtassignment2.txt.docx
@@ -4,15 +4,14 @@
   <w:body>
     <w:p>
       <w:r>
-        <w:t xml:space="preserve">Welcome to a </w:t>
+        <w:t>This the day 2 of assign 2</w:t>
       </w:r>
-      <w:proofErr w:type="spellStart"/>
+      <w:bookmarkStart w:id="0" w:name="_GoBack"/>
+      <w:bookmarkEnd w:id="0"/>
+    </w:p>
+    <w:p>
       <w:r>
-        <w:t>git</w:t>
-      </w:r>
-      <w:proofErr w:type="spellEnd"/>
-      <w:r>
-        <w:t xml:space="preserve"> assignment 2 </w:t>
+        <w:t xml:space="preserve">Welcome to a git assignment 2 </w:t>
       </w:r>
     </w:p>
     <w:p>
@@ -73,8 +72,6 @@
         </w:rPr>
         <w:t>rebase</w:t>
       </w:r>
-      <w:bookmarkStart w:id="0" w:name="_GoBack"/>
-      <w:bookmarkEnd w:id="0"/>
     </w:p>
     <w:sectPr>
       <w:pgSz w:w="12240" w:h="15840"/>
